--- a/LLDD/word/FE/LLDD-FE-Foundation.docx
+++ b/LLDD/word/FE/LLDD-FE-Foundation.docx
@@ -4583,7 +4583,11 @@
               <w:br/>
               <w:t xml:space="preserve">      "code": "06",</w:t>
               <w:br/>
-              <w:t xml:space="preserve">      "label": "รอฝ่าย SBP DSA ดำเนินการ"</w:t>
+              <w:t xml:space="preserve">      "label": "รอฝ่าย SBP DSA ดำเนินการ",</w:t>
+              <w:br/>
+              <w:t xml:space="preserve">      "statusCode": "06",</w:t>
+              <w:br/>
+              <w:t xml:space="preserve">      "statusName": "รอฝ่าย SBP DSA ดำเนินการ"</w:t>
               <w:br/>
               <w:t xml:space="preserve">    }</w:t>
               <w:br/>
@@ -4949,6 +4953,216 @@
                 <w:sz w:val="18"/>
               </w:rPr>
               <w:t>items[].label</w:t>
+            </w:r>
+          </w:p>
+        </w:tc>
+        <w:tc>
+          <w:tcPr>
+            <w:tcW w:type="dxa" w:w="2520"/>
+            <w:vAlign w:val="center"/>
+          </w:tcPr>
+          <w:p>
+            <w:pPr>
+              <w:keepLines/>
+              <w:spacing w:after="0"/>
+            </w:pPr>
+            <w:r>
+              <w:rPr>
+                <w:rFonts w:ascii="Arial" w:hAnsi="Arial" w:eastAsia="Arial" w:cs="Tahoma"/>
+                <w:sz w:val="18"/>
+              </w:rPr>
+            </w:r>
+            <w:r>
+              <w:rPr>
+                <w:rFonts w:ascii="Arial" w:hAnsi="Arial" w:eastAsia="Arial" w:cs="Tahoma"/>
+                <w:sz w:val="18"/>
+              </w:rPr>
+              <w:t>string</w:t>
+            </w:r>
+          </w:p>
+        </w:tc>
+        <w:tc>
+          <w:tcPr>
+            <w:tcW w:type="dxa" w:w="2520"/>
+            <w:vAlign w:val="center"/>
+          </w:tcPr>
+          <w:p>
+            <w:pPr>
+              <w:keepLines/>
+              <w:spacing w:after="0"/>
+            </w:pPr>
+            <w:r>
+              <w:rPr>
+                <w:rFonts w:ascii="Arial" w:hAnsi="Arial" w:eastAsia="Arial" w:cs="Tahoma"/>
+                <w:sz w:val="18"/>
+              </w:rPr>
+            </w:r>
+            <w:r>
+              <w:rPr>
+                <w:rFonts w:ascii="Arial" w:hAnsi="Arial" w:eastAsia="Arial" w:cs="Tahoma"/>
+                <w:sz w:val="18"/>
+              </w:rPr>
+              <w:t>Yes</w:t>
+            </w:r>
+          </w:p>
+        </w:tc>
+        <w:tc>
+          <w:tcPr>
+            <w:tcW w:type="dxa" w:w="2520"/>
+            <w:vAlign w:val="center"/>
+          </w:tcPr>
+          <w:p>
+            <w:pPr>
+              <w:keepLines/>
+              <w:spacing w:after="0"/>
+            </w:pPr>
+            <w:r>
+              <w:rPr>
+                <w:rFonts w:ascii="Arial" w:hAnsi="Arial" w:eastAsia="Arial" w:cs="Tahoma"/>
+                <w:sz w:val="18"/>
+              </w:rPr>
+            </w:r>
+            <w:r>
+              <w:rPr>
+                <w:rFonts w:ascii="Arial" w:hAnsi="Arial" w:eastAsia="Arial" w:cs="Tahoma"/>
+                <w:sz w:val="18"/>
+              </w:rPr>
+              <w:t>UTF-8; use value domain described by endpoint purpose</w:t>
+            </w:r>
+          </w:p>
+        </w:tc>
+      </w:tr>
+      <w:tr>
+        <w:trPr>
+          <w:cantSplit/>
+        </w:trPr>
+        <w:tc>
+          <w:tcPr>
+            <w:tcW w:type="dxa" w:w="2520"/>
+            <w:vAlign w:val="center"/>
+          </w:tcPr>
+          <w:p>
+            <w:pPr>
+              <w:keepLines/>
+              <w:spacing w:after="0"/>
+            </w:pPr>
+            <w:r>
+              <w:rPr>
+                <w:rFonts w:ascii="Arial" w:hAnsi="Arial" w:eastAsia="Arial" w:cs="Tahoma"/>
+                <w:sz w:val="18"/>
+              </w:rPr>
+            </w:r>
+            <w:r>
+              <w:rPr>
+                <w:rFonts w:ascii="Arial" w:hAnsi="Arial" w:eastAsia="Arial" w:cs="Tahoma"/>
+                <w:sz w:val="18"/>
+              </w:rPr>
+              <w:t>items[].statusCode</w:t>
+            </w:r>
+          </w:p>
+        </w:tc>
+        <w:tc>
+          <w:tcPr>
+            <w:tcW w:type="dxa" w:w="2520"/>
+            <w:vAlign w:val="center"/>
+          </w:tcPr>
+          <w:p>
+            <w:pPr>
+              <w:keepLines/>
+              <w:spacing w:after="0"/>
+            </w:pPr>
+            <w:r>
+              <w:rPr>
+                <w:rFonts w:ascii="Arial" w:hAnsi="Arial" w:eastAsia="Arial" w:cs="Tahoma"/>
+                <w:sz w:val="18"/>
+              </w:rPr>
+            </w:r>
+            <w:r>
+              <w:rPr>
+                <w:rFonts w:ascii="Arial" w:hAnsi="Arial" w:eastAsia="Arial" w:cs="Tahoma"/>
+                <w:sz w:val="18"/>
+              </w:rPr>
+              <w:t>string</w:t>
+            </w:r>
+          </w:p>
+        </w:tc>
+        <w:tc>
+          <w:tcPr>
+            <w:tcW w:type="dxa" w:w="2520"/>
+            <w:vAlign w:val="center"/>
+          </w:tcPr>
+          <w:p>
+            <w:pPr>
+              <w:keepLines/>
+              <w:spacing w:after="0"/>
+            </w:pPr>
+            <w:r>
+              <w:rPr>
+                <w:rFonts w:ascii="Arial" w:hAnsi="Arial" w:eastAsia="Arial" w:cs="Tahoma"/>
+                <w:sz w:val="18"/>
+              </w:rPr>
+            </w:r>
+            <w:r>
+              <w:rPr>
+                <w:rFonts w:ascii="Arial" w:hAnsi="Arial" w:eastAsia="Arial" w:cs="Tahoma"/>
+                <w:sz w:val="18"/>
+              </w:rPr>
+              <w:t>Yes</w:t>
+            </w:r>
+          </w:p>
+        </w:tc>
+        <w:tc>
+          <w:tcPr>
+            <w:tcW w:type="dxa" w:w="2520"/>
+            <w:vAlign w:val="center"/>
+          </w:tcPr>
+          <w:p>
+            <w:pPr>
+              <w:keepLines/>
+              <w:spacing w:after="0"/>
+            </w:pPr>
+            <w:r>
+              <w:rPr>
+                <w:rFonts w:ascii="Arial" w:hAnsi="Arial" w:eastAsia="Arial" w:cs="Tahoma"/>
+                <w:sz w:val="18"/>
+              </w:rPr>
+            </w:r>
+            <w:r>
+              <w:rPr>
+                <w:rFonts w:ascii="Arial" w:hAnsi="Arial" w:eastAsia="Arial" w:cs="Tahoma"/>
+                <w:sz w:val="18"/>
+              </w:rPr>
+              <w:t>canonical code; do not replace with display label</w:t>
+            </w:r>
+          </w:p>
+        </w:tc>
+      </w:tr>
+      <w:tr>
+        <w:trPr>
+          <w:cantSplit/>
+        </w:trPr>
+        <w:tc>
+          <w:tcPr>
+            <w:tcW w:type="dxa" w:w="2520"/>
+            <w:vAlign w:val="center"/>
+          </w:tcPr>
+          <w:p>
+            <w:pPr>
+              <w:keepLines/>
+              <w:spacing w:after="0"/>
+            </w:pPr>
+            <w:r>
+              <w:rPr>
+                <w:rFonts w:ascii="Arial" w:hAnsi="Arial" w:eastAsia="Arial" w:cs="Tahoma"/>
+                <w:sz w:val="18"/>
+              </w:rPr>
+            </w:r>
+            <w:r>
+              <w:rPr>
+                <w:rFonts w:ascii="Arial" w:hAnsi="Arial" w:eastAsia="Arial" w:cs="Tahoma"/>
+                <w:sz w:val="18"/>
+              </w:rPr>
+              <w:t>items[].statusName</w:t>
             </w:r>
           </w:p>
         </w:tc>
@@ -5129,7 +5343,7 @@
     </w:p>
     <w:p>
       <w:pPr>
-        <w:pStyle w:val="Heading3"/>
+        <w:pStyle w:val="Heading2"/>
         <w:keepNext/>
         <w:keepLines/>
         <w:pageBreakBefore w:val="0"/>
@@ -5521,7 +5735,7 @@
     <w:p/>
     <w:p>
       <w:pPr>
-        <w:pStyle w:val="Heading3"/>
+        <w:pStyle w:val="Heading2"/>
         <w:keepNext/>
         <w:keepLines/>
         <w:pageBreakBefore w:val="0"/>
@@ -5587,7 +5801,7 @@
     </w:p>
     <w:p>
       <w:pPr>
-        <w:pStyle w:val="Heading3"/>
+        <w:pStyle w:val="Heading2"/>
         <w:keepNext/>
         <w:keepLines/>
         <w:pageBreakBefore w:val="0"/>
@@ -5675,12 +5889,24 @@
         <w:t>}</w:t>
         <w:br/>
         <w:br/>
-        <w:t>// TODO: ยืนยันกับทีม BFF ว่า unwrap envelope { success, data } ที่ชั้นไหน (BFF หรือ FE)</w:t>
+        <w:t>// ── envelope: อ่าน `data.data` ชั้นเดียว (ยืนยันจากโค้ดจริงของ BFF 2026-09-04) ──</w:t>
+        <w:br/>
+        <w:t>//   BFF มี ResponseInterceptor ระดับ global (src/common/interceptors/response.interceptor.ts)</w:t>
+        <w:br/>
+        <w:t>//   ที่ห่อผลลัพธ์ของ controller เป็น { success, data, requestId } ให้เสมอ</w:t>
+        <w:br/>
+        <w:t>//   ⚠️ ถ้า client service ของ BFF คืน `response.data` ดิบ (= envelope ของ store-backend)</w:t>
+        <w:br/>
+        <w:t>//      interceptor จะเห็นคีย์ success แล้วห่อซ้ำ → FE ได้ { success, data: { data: &lt;payload&gt; } }</w:t>
+        <w:br/>
+        <w:t>//      สัญญาที่ตกลง: **BFF ต้อง unwrap ของ store-backend ก่อน 1 ชั้น** (คืน response.data.data)</w:t>
+        <w:br/>
+        <w:t>//      FE จึงอ่าน data.data ชั้นเดียวตามโค้ดด้านบน · requestId ใช้อ้างอิงตอนแจ้งปัญหา</w:t>
       </w:r>
     </w:p>
     <w:p>
       <w:pPr>
-        <w:pStyle w:val="Heading3"/>
+        <w:pStyle w:val="Heading2"/>
         <w:keepNext/>
         <w:keepLines/>
         <w:pageBreakBefore w:val="0"/>
@@ -5756,6 +5982,10 @@
         <w:br/>
         <w:t xml:space="preserve">  label: string;</w:t>
         <w:br/>
+        <w:t xml:space="preserve">  statusCode: string;</w:t>
+        <w:br/>
+        <w:t xml:space="preserve">  statusName: string;</w:t>
+        <w:br/>
         <w:t>}</w:t>
         <w:br/>
         <w:t>export interface SgiLookupDocumentStatusesResponse { items: SgiLookupDocumentStatusesItem[]; }</w:t>
@@ -5766,7 +5996,7 @@
     </w:p>
     <w:p>
       <w:pPr>
-        <w:pStyle w:val="Heading3"/>
+        <w:pStyle w:val="Heading2"/>
         <w:keepNext/>
         <w:keepLines/>
         <w:pageBreakBefore w:val="0"/>

--- a/LLDD/word/FE/LLDD-FE-Foundation.docx
+++ b/LLDD/word/FE/LLDD-FE-Foundation.docx
@@ -4581,13 +4581,15 @@
               <w:br/>
               <w:t xml:space="preserve">    {</w:t>
               <w:br/>
+              <w:t xml:space="preserve">      "statusCode": "06",</w:t>
+              <w:br/>
+              <w:t xml:space="preserve">      "currentOwner": "somchai.k",</w:t>
+              <w:br/>
+              <w:t xml:space="preserve">      "statusName": "รอฝ่าย SBP DSA ดำเนินการ",</w:t>
+              <w:br/>
               <w:t xml:space="preserve">      "code": "06",</w:t>
               <w:br/>
-              <w:t xml:space="preserve">      "label": "รอฝ่าย SBP DSA ดำเนินการ",</w:t>
-              <w:br/>
-              <w:t xml:space="preserve">      "statusCode": "06",</w:t>
-              <w:br/>
-              <w:t xml:space="preserve">      "statusName": "รอฝ่าย SBP DSA ดำเนินการ"</w:t>
+              <w:t xml:space="preserve">      "label": "รอฝ่าย SBP DSA ดำเนินการ"</w:t>
               <w:br/>
               <w:t xml:space="preserve">    }</w:t>
               <w:br/>
@@ -4847,7 +4849,7 @@
                 <w:rFonts w:ascii="Arial" w:hAnsi="Arial" w:eastAsia="Arial" w:cs="Tahoma"/>
                 <w:sz w:val="18"/>
               </w:rPr>
-              <w:t>items[].code</w:t>
+              <w:t>items[].statusCode</w:t>
             </w:r>
           </w:p>
         </w:tc>
@@ -4922,7 +4924,7 @@
                 <w:rFonts w:ascii="Arial" w:hAnsi="Arial" w:eastAsia="Arial" w:cs="Tahoma"/>
                 <w:sz w:val="18"/>
               </w:rPr>
-              <w:t>UTF-8; use value domain described by endpoint purpose</w:t>
+              <w:t>canonical code; do not replace with display label</w:t>
             </w:r>
           </w:p>
         </w:tc>
@@ -4952,7 +4954,7 @@
                 <w:rFonts w:ascii="Arial" w:hAnsi="Arial" w:eastAsia="Arial" w:cs="Tahoma"/>
                 <w:sz w:val="18"/>
               </w:rPr>
-              <w:t>items[].label</w:t>
+              <w:t>items[].currentOwner</w:t>
             </w:r>
           </w:p>
         </w:tc>
@@ -5057,7 +5059,7 @@
                 <w:rFonts w:ascii="Arial" w:hAnsi="Arial" w:eastAsia="Arial" w:cs="Tahoma"/>
                 <w:sz w:val="18"/>
               </w:rPr>
-              <w:t>items[].statusCode</w:t>
+              <w:t>items[].statusName</w:t>
             </w:r>
           </w:p>
         </w:tc>
@@ -5132,7 +5134,7 @@
                 <w:rFonts w:ascii="Arial" w:hAnsi="Arial" w:eastAsia="Arial" w:cs="Tahoma"/>
                 <w:sz w:val="18"/>
               </w:rPr>
-              <w:t>canonical code; do not replace with display label</w:t>
+              <w:t>UTF-8; use value domain described by endpoint purpose</w:t>
             </w:r>
           </w:p>
         </w:tc>
@@ -5162,7 +5164,112 @@
                 <w:rFonts w:ascii="Arial" w:hAnsi="Arial" w:eastAsia="Arial" w:cs="Tahoma"/>
                 <w:sz w:val="18"/>
               </w:rPr>
-              <w:t>items[].statusName</w:t>
+              <w:t>items[].code</w:t>
+            </w:r>
+          </w:p>
+        </w:tc>
+        <w:tc>
+          <w:tcPr>
+            <w:tcW w:type="dxa" w:w="2520"/>
+            <w:vAlign w:val="center"/>
+          </w:tcPr>
+          <w:p>
+            <w:pPr>
+              <w:keepLines/>
+              <w:spacing w:after="0"/>
+            </w:pPr>
+            <w:r>
+              <w:rPr>
+                <w:rFonts w:ascii="Arial" w:hAnsi="Arial" w:eastAsia="Arial" w:cs="Tahoma"/>
+                <w:sz w:val="18"/>
+              </w:rPr>
+            </w:r>
+            <w:r>
+              <w:rPr>
+                <w:rFonts w:ascii="Arial" w:hAnsi="Arial" w:eastAsia="Arial" w:cs="Tahoma"/>
+                <w:sz w:val="18"/>
+              </w:rPr>
+              <w:t>string</w:t>
+            </w:r>
+          </w:p>
+        </w:tc>
+        <w:tc>
+          <w:tcPr>
+            <w:tcW w:type="dxa" w:w="2520"/>
+            <w:vAlign w:val="center"/>
+          </w:tcPr>
+          <w:p>
+            <w:pPr>
+              <w:keepLines/>
+              <w:spacing w:after="0"/>
+            </w:pPr>
+            <w:r>
+              <w:rPr>
+                <w:rFonts w:ascii="Arial" w:hAnsi="Arial" w:eastAsia="Arial" w:cs="Tahoma"/>
+                <w:sz w:val="18"/>
+              </w:rPr>
+            </w:r>
+            <w:r>
+              <w:rPr>
+                <w:rFonts w:ascii="Arial" w:hAnsi="Arial" w:eastAsia="Arial" w:cs="Tahoma"/>
+                <w:sz w:val="18"/>
+              </w:rPr>
+              <w:t>Yes</w:t>
+            </w:r>
+          </w:p>
+        </w:tc>
+        <w:tc>
+          <w:tcPr>
+            <w:tcW w:type="dxa" w:w="2520"/>
+            <w:vAlign w:val="center"/>
+          </w:tcPr>
+          <w:p>
+            <w:pPr>
+              <w:keepLines/>
+              <w:spacing w:after="0"/>
+            </w:pPr>
+            <w:r>
+              <w:rPr>
+                <w:rFonts w:ascii="Arial" w:hAnsi="Arial" w:eastAsia="Arial" w:cs="Tahoma"/>
+                <w:sz w:val="18"/>
+              </w:rPr>
+            </w:r>
+            <w:r>
+              <w:rPr>
+                <w:rFonts w:ascii="Arial" w:hAnsi="Arial" w:eastAsia="Arial" w:cs="Tahoma"/>
+                <w:sz w:val="18"/>
+              </w:rPr>
+              <w:t>UTF-8; use value domain described by endpoint purpose</w:t>
+            </w:r>
+          </w:p>
+        </w:tc>
+      </w:tr>
+      <w:tr>
+        <w:trPr>
+          <w:cantSplit/>
+        </w:trPr>
+        <w:tc>
+          <w:tcPr>
+            <w:tcW w:type="dxa" w:w="2520"/>
+            <w:vAlign w:val="center"/>
+          </w:tcPr>
+          <w:p>
+            <w:pPr>
+              <w:keepLines/>
+              <w:spacing w:after="0"/>
+            </w:pPr>
+            <w:r>
+              <w:rPr>
+                <w:rFonts w:ascii="Arial" w:hAnsi="Arial" w:eastAsia="Arial" w:cs="Tahoma"/>
+                <w:sz w:val="18"/>
+              </w:rPr>
+            </w:r>
+            <w:r>
+              <w:rPr>
+                <w:rFonts w:ascii="Arial" w:hAnsi="Arial" w:eastAsia="Arial" w:cs="Tahoma"/>
+                <w:sz w:val="18"/>
+              </w:rPr>
+              <w:t>items[].label</w:t>
             </w:r>
           </w:p>
         </w:tc>
@@ -5978,13 +6085,15 @@
         <w:br/>
         <w:t>export interface SgiLookupDocumentStatusesItem {</w:t>
         <w:br/>
+        <w:t xml:space="preserve">  statusCode: string;</w:t>
+        <w:br/>
+        <w:t xml:space="preserve">  currentOwner: string;</w:t>
+        <w:br/>
+        <w:t xml:space="preserve">  statusName: string;</w:t>
+        <w:br/>
         <w:t xml:space="preserve">  code: string;</w:t>
         <w:br/>
         <w:t xml:space="preserve">  label: string;</w:t>
-        <w:br/>
-        <w:t xml:space="preserve">  statusCode: string;</w:t>
-        <w:br/>
-        <w:t xml:space="preserve">  statusName: string;</w:t>
         <w:br/>
         <w:t>}</w:t>
         <w:br/>
